--- a/templates/采购合同模板.docx
+++ b/templates/采购合同模板.docx
@@ -8,6 +8,7 @@
       </w:pPr>
       <w:r>
         <w:rPr>
+          <w:rFonts w:ascii="Times New Roman" w:hAnsi="Times New Roman" w:eastAsia="宋体" w:cs="宋体"/>
           <w:b/>
           <w:sz w:val="44"/>
         </w:rPr>
@@ -18,20 +19,34 @@
     <w:p>
       <w:r>
         <w:rPr>
+          <w:rFonts w:ascii="Times New Roman" w:hAnsi="Times New Roman" w:eastAsia="宋体" w:cs="宋体"/>
           <w:b/>
+          <w:sz w:val="22"/>
         </w:rPr>
         <w:t>合同编号：</w:t>
       </w:r>
       <w:r>
+        <w:rPr>
+          <w:rFonts w:ascii="Times New Roman" w:hAnsi="Times New Roman" w:eastAsia="宋体" w:cs="宋体"/>
+          <w:b w:val="0"/>
+          <w:sz w:val="22"/>
+        </w:rPr>
         <w:t>{{合同编号}}</w:t>
       </w:r>
       <w:r>
         <w:rPr>
+          <w:rFonts w:ascii="Times New Roman" w:hAnsi="Times New Roman" w:eastAsia="宋体" w:cs="宋体"/>
           <w:b/>
+          <w:sz w:val="22"/>
         </w:rPr>
         <w:t xml:space="preserve">          签署日期：</w:t>
       </w:r>
       <w:r>
+        <w:rPr>
+          <w:rFonts w:ascii="Times New Roman" w:hAnsi="Times New Roman" w:eastAsia="宋体" w:cs="宋体"/>
+          <w:b w:val="0"/>
+          <w:sz w:val="22"/>
+        </w:rPr>
         <w:t>{{签署日期}}</w:t>
       </w:r>
     </w:p>
@@ -52,7 +67,13 @@
             <w:tcW w:type="dxa" w:w="4561"/>
           </w:tcPr>
           <w:p>
+            <w:r/>
             <w:r>
+              <w:rPr>
+                <w:rFonts w:ascii="Times New Roman" w:hAnsi="Times New Roman" w:eastAsia="宋体" w:cs="宋体"/>
+                <w:b w:val="0"/>
+                <w:sz w:val="22"/>
+              </w:rPr>
               <w:t>甲方（买方）：{{甲方名称}}</w:t>
             </w:r>
           </w:p>
@@ -62,7 +83,13 @@
             <w:tcW w:type="dxa" w:w="4561"/>
           </w:tcPr>
           <w:p>
+            <w:r/>
             <w:r>
+              <w:rPr>
+                <w:rFonts w:ascii="Times New Roman" w:hAnsi="Times New Roman" w:eastAsia="宋体" w:cs="宋体"/>
+                <w:b w:val="0"/>
+                <w:sz w:val="22"/>
+              </w:rPr>
               <w:t>地址：{{甲方地址}}</w:t>
             </w:r>
           </w:p>
@@ -74,7 +101,13 @@
             <w:tcW w:type="dxa" w:w="4561"/>
           </w:tcPr>
           <w:p>
+            <w:r/>
             <w:r>
+              <w:rPr>
+                <w:rFonts w:ascii="Times New Roman" w:hAnsi="Times New Roman" w:eastAsia="宋体" w:cs="宋体"/>
+                <w:b w:val="0"/>
+                <w:sz w:val="22"/>
+              </w:rPr>
               <w:t>联系人：{{甲方联系人}}</w:t>
             </w:r>
           </w:p>
@@ -84,7 +117,13 @@
             <w:tcW w:type="dxa" w:w="4561"/>
           </w:tcPr>
           <w:p>
+            <w:r/>
             <w:r>
+              <w:rPr>
+                <w:rFonts w:ascii="Times New Roman" w:hAnsi="Times New Roman" w:eastAsia="宋体" w:cs="宋体"/>
+                <w:b w:val="0"/>
+                <w:sz w:val="22"/>
+              </w:rPr>
               <w:t>电话：{{甲方电话}}</w:t>
             </w:r>
           </w:p>
@@ -96,7 +135,13 @@
             <w:tcW w:type="dxa" w:w="4561"/>
           </w:tcPr>
           <w:p>
+            <w:r/>
             <w:r>
+              <w:rPr>
+                <w:rFonts w:ascii="Times New Roman" w:hAnsi="Times New Roman" w:eastAsia="宋体" w:cs="宋体"/>
+                <w:b w:val="0"/>
+                <w:sz w:val="22"/>
+              </w:rPr>
               <w:t>乙方（卖方）：{{乙方名称}}</w:t>
             </w:r>
           </w:p>
@@ -106,7 +151,13 @@
             <w:tcW w:type="dxa" w:w="4561"/>
           </w:tcPr>
           <w:p>
+            <w:r/>
             <w:r>
+              <w:rPr>
+                <w:rFonts w:ascii="Times New Roman" w:hAnsi="Times New Roman" w:eastAsia="宋体" w:cs="宋体"/>
+                <w:b w:val="0"/>
+                <w:sz w:val="22"/>
+              </w:rPr>
               <w:t>地址：{{乙方地址}}</w:t>
             </w:r>
           </w:p>
@@ -118,7 +169,13 @@
             <w:tcW w:type="dxa" w:w="4561"/>
           </w:tcPr>
           <w:p>
+            <w:r/>
             <w:r>
+              <w:rPr>
+                <w:rFonts w:ascii="Times New Roman" w:hAnsi="Times New Roman" w:eastAsia="宋体" w:cs="宋体"/>
+                <w:b w:val="0"/>
+                <w:sz w:val="22"/>
+              </w:rPr>
               <w:t>联系人：{{乙方联系人}}</w:t>
             </w:r>
           </w:p>
@@ -128,7 +185,13 @@
             <w:tcW w:type="dxa" w:w="4561"/>
           </w:tcPr>
           <w:p>
+            <w:r/>
             <w:r>
+              <w:rPr>
+                <w:rFonts w:ascii="Times New Roman" w:hAnsi="Times New Roman" w:eastAsia="宋体" w:cs="宋体"/>
+                <w:b w:val="0"/>
+                <w:sz w:val="22"/>
+              </w:rPr>
               <w:t>电话：{{乙方电话}}</w:t>
             </w:r>
           </w:p>
@@ -139,6 +202,7 @@
     <w:p>
       <w:r>
         <w:rPr>
+          <w:rFonts w:ascii="Times New Roman" w:hAnsi="Times New Roman" w:eastAsia="宋体" w:cs="宋体"/>
           <w:b/>
           <w:sz w:val="24"/>
         </w:rPr>
@@ -166,9 +230,12 @@
             <w:tcW w:type="dxa" w:w="680"/>
           </w:tcPr>
           <w:p>
+            <w:r/>
             <w:r>
               <w:rPr>
+                <w:rFonts w:ascii="Times New Roman" w:hAnsi="Times New Roman" w:eastAsia="宋体" w:cs="宋体"/>
                 <w:b/>
+                <w:sz w:val="22"/>
               </w:rPr>
               <w:t>序号</w:t>
             </w:r>
@@ -179,9 +246,12 @@
             <w:tcW w:type="dxa" w:w="3118"/>
           </w:tcPr>
           <w:p>
+            <w:r/>
             <w:r>
               <w:rPr>
+                <w:rFonts w:ascii="Times New Roman" w:hAnsi="Times New Roman" w:eastAsia="宋体" w:cs="宋体"/>
                 <w:b/>
+                <w:sz w:val="22"/>
               </w:rPr>
               <w:t>货物名称及规格</w:t>
             </w:r>
@@ -192,9 +262,12 @@
             <w:tcW w:type="dxa" w:w="1417"/>
           </w:tcPr>
           <w:p>
+            <w:r/>
             <w:r>
               <w:rPr>
+                <w:rFonts w:ascii="Times New Roman" w:hAnsi="Times New Roman" w:eastAsia="宋体" w:cs="宋体"/>
                 <w:b/>
+                <w:sz w:val="22"/>
               </w:rPr>
               <w:t>品牌</w:t>
             </w:r>
@@ -205,9 +278,12 @@
             <w:tcW w:type="dxa" w:w="850"/>
           </w:tcPr>
           <w:p>
+            <w:r/>
             <w:r>
               <w:rPr>
+                <w:rFonts w:ascii="Times New Roman" w:hAnsi="Times New Roman" w:eastAsia="宋体" w:cs="宋体"/>
                 <w:b/>
+                <w:sz w:val="22"/>
               </w:rPr>
               <w:t>数量</w:t>
             </w:r>
@@ -218,9 +294,12 @@
             <w:tcW w:type="dxa" w:w="680"/>
           </w:tcPr>
           <w:p>
+            <w:r/>
             <w:r>
               <w:rPr>
+                <w:rFonts w:ascii="Times New Roman" w:hAnsi="Times New Roman" w:eastAsia="宋体" w:cs="宋体"/>
                 <w:b/>
+                <w:sz w:val="22"/>
               </w:rPr>
               <w:t>单位</w:t>
             </w:r>
@@ -231,9 +310,12 @@
             <w:tcW w:type="dxa" w:w="1417"/>
           </w:tcPr>
           <w:p>
+            <w:r/>
             <w:r>
               <w:rPr>
+                <w:rFonts w:ascii="Times New Roman" w:hAnsi="Times New Roman" w:eastAsia="宋体" w:cs="宋体"/>
                 <w:b/>
+                <w:sz w:val="22"/>
               </w:rPr>
               <w:t>单价（元）</w:t>
             </w:r>
@@ -244,9 +326,12 @@
             <w:tcW w:type="dxa" w:w="1417"/>
           </w:tcPr>
           <w:p>
+            <w:r/>
             <w:r>
               <w:rPr>
+                <w:rFonts w:ascii="Times New Roman" w:hAnsi="Times New Roman" w:eastAsia="宋体" w:cs="宋体"/>
                 <w:b/>
+                <w:sz w:val="22"/>
               </w:rPr>
               <w:t>小计（元）</w:t>
             </w:r>
@@ -259,7 +344,13 @@
             <w:tcW w:type="dxa" w:w="1303"/>
           </w:tcPr>
           <w:p>
+            <w:r/>
             <w:r>
+              <w:rPr>
+                <w:rFonts w:ascii="Times New Roman" w:hAnsi="Times New Roman" w:eastAsia="宋体" w:cs="宋体"/>
+                <w:b w:val="0"/>
+                <w:sz w:val="22"/>
+              </w:rPr>
               <w:t>{%tr for item in items %}</w:t>
             </w:r>
           </w:p>
@@ -270,6 +361,13 @@
           </w:tcPr>
           <w:p>
             <w:r/>
+            <w:r>
+              <w:rPr>
+                <w:rFonts w:ascii="Times New Roman" w:hAnsi="Times New Roman" w:eastAsia="宋体" w:cs="宋体"/>
+                <w:b w:val="0"/>
+                <w:sz w:val="22"/>
+              </w:rPr>
+            </w:r>
           </w:p>
         </w:tc>
         <w:tc>
@@ -278,6 +376,13 @@
           </w:tcPr>
           <w:p>
             <w:r/>
+            <w:r>
+              <w:rPr>
+                <w:rFonts w:ascii="Times New Roman" w:hAnsi="Times New Roman" w:eastAsia="宋体" w:cs="宋体"/>
+                <w:b w:val="0"/>
+                <w:sz w:val="22"/>
+              </w:rPr>
+            </w:r>
           </w:p>
         </w:tc>
         <w:tc>
@@ -286,6 +391,13 @@
           </w:tcPr>
           <w:p>
             <w:r/>
+            <w:r>
+              <w:rPr>
+                <w:rFonts w:ascii="Times New Roman" w:hAnsi="Times New Roman" w:eastAsia="宋体" w:cs="宋体"/>
+                <w:b w:val="0"/>
+                <w:sz w:val="22"/>
+              </w:rPr>
+            </w:r>
           </w:p>
         </w:tc>
         <w:tc>
@@ -294,6 +406,13 @@
           </w:tcPr>
           <w:p>
             <w:r/>
+            <w:r>
+              <w:rPr>
+                <w:rFonts w:ascii="Times New Roman" w:hAnsi="Times New Roman" w:eastAsia="宋体" w:cs="宋体"/>
+                <w:b w:val="0"/>
+                <w:sz w:val="22"/>
+              </w:rPr>
+            </w:r>
           </w:p>
         </w:tc>
         <w:tc>
@@ -302,6 +421,13 @@
           </w:tcPr>
           <w:p>
             <w:r/>
+            <w:r>
+              <w:rPr>
+                <w:rFonts w:ascii="Times New Roman" w:hAnsi="Times New Roman" w:eastAsia="宋体" w:cs="宋体"/>
+                <w:b w:val="0"/>
+                <w:sz w:val="22"/>
+              </w:rPr>
+            </w:r>
           </w:p>
         </w:tc>
         <w:tc>
@@ -310,6 +436,13 @@
           </w:tcPr>
           <w:p>
             <w:r/>
+            <w:r>
+              <w:rPr>
+                <w:rFonts w:ascii="Times New Roman" w:hAnsi="Times New Roman" w:eastAsia="宋体" w:cs="宋体"/>
+                <w:b w:val="0"/>
+                <w:sz w:val="22"/>
+              </w:rPr>
+            </w:r>
           </w:p>
         </w:tc>
       </w:tr>
@@ -319,7 +452,13 @@
             <w:tcW w:type="dxa" w:w="1303"/>
           </w:tcPr>
           <w:p>
+            <w:r/>
             <w:r>
+              <w:rPr>
+                <w:rFonts w:ascii="Times New Roman" w:hAnsi="Times New Roman" w:eastAsia="宋体" w:cs="宋体"/>
+                <w:b w:val="0"/>
+                <w:sz w:val="22"/>
+              </w:rPr>
               <w:t>{{item.序号}}</w:t>
             </w:r>
           </w:p>
@@ -329,7 +468,13 @@
             <w:tcW w:type="dxa" w:w="1303"/>
           </w:tcPr>
           <w:p>
+            <w:r/>
             <w:r>
+              <w:rPr>
+                <w:rFonts w:ascii="Times New Roman" w:hAnsi="Times New Roman" w:eastAsia="宋体" w:cs="宋体"/>
+                <w:b w:val="0"/>
+                <w:sz w:val="22"/>
+              </w:rPr>
               <w:t>{{item.货物名称}}</w:t>
             </w:r>
           </w:p>
@@ -339,7 +484,13 @@
             <w:tcW w:type="dxa" w:w="1303"/>
           </w:tcPr>
           <w:p>
+            <w:r/>
             <w:r>
+              <w:rPr>
+                <w:rFonts w:ascii="Times New Roman" w:hAnsi="Times New Roman" w:eastAsia="宋体" w:cs="宋体"/>
+                <w:b w:val="0"/>
+                <w:sz w:val="22"/>
+              </w:rPr>
               <w:t>{{item.品牌}}</w:t>
             </w:r>
           </w:p>
@@ -349,7 +500,13 @@
             <w:tcW w:type="dxa" w:w="1303"/>
           </w:tcPr>
           <w:p>
+            <w:r/>
             <w:r>
+              <w:rPr>
+                <w:rFonts w:ascii="Times New Roman" w:hAnsi="Times New Roman" w:eastAsia="宋体" w:cs="宋体"/>
+                <w:b w:val="0"/>
+                <w:sz w:val="22"/>
+              </w:rPr>
               <w:t>{{item.数量}}</w:t>
             </w:r>
           </w:p>
@@ -359,7 +516,13 @@
             <w:tcW w:type="dxa" w:w="1303"/>
           </w:tcPr>
           <w:p>
+            <w:r/>
             <w:r>
+              <w:rPr>
+                <w:rFonts w:ascii="Times New Roman" w:hAnsi="Times New Roman" w:eastAsia="宋体" w:cs="宋体"/>
+                <w:b w:val="0"/>
+                <w:sz w:val="22"/>
+              </w:rPr>
               <w:t>{{item.单位}}</w:t>
             </w:r>
           </w:p>
@@ -369,7 +532,13 @@
             <w:tcW w:type="dxa" w:w="1303"/>
           </w:tcPr>
           <w:p>
+            <w:r/>
             <w:r>
+              <w:rPr>
+                <w:rFonts w:ascii="Times New Roman" w:hAnsi="Times New Roman" w:eastAsia="宋体" w:cs="宋体"/>
+                <w:b w:val="0"/>
+                <w:sz w:val="22"/>
+              </w:rPr>
               <w:t>{{item.单价}}</w:t>
             </w:r>
           </w:p>
@@ -379,7 +548,13 @@
             <w:tcW w:type="dxa" w:w="1303"/>
           </w:tcPr>
           <w:p>
+            <w:r/>
             <w:r>
+              <w:rPr>
+                <w:rFonts w:ascii="Times New Roman" w:hAnsi="Times New Roman" w:eastAsia="宋体" w:cs="宋体"/>
+                <w:b w:val="0"/>
+                <w:sz w:val="22"/>
+              </w:rPr>
               <w:t>{{item.小计}}</w:t>
             </w:r>
           </w:p>
@@ -391,7 +566,13 @@
             <w:tcW w:type="dxa" w:w="1303"/>
           </w:tcPr>
           <w:p>
+            <w:r/>
             <w:r>
+              <w:rPr>
+                <w:rFonts w:ascii="Times New Roman" w:hAnsi="Times New Roman" w:eastAsia="宋体" w:cs="宋体"/>
+                <w:b w:val="0"/>
+                <w:sz w:val="22"/>
+              </w:rPr>
               <w:t>{%tr endfor %}</w:t>
             </w:r>
           </w:p>
@@ -402,6 +583,13 @@
           </w:tcPr>
           <w:p>
             <w:r/>
+            <w:r>
+              <w:rPr>
+                <w:rFonts w:ascii="Times New Roman" w:hAnsi="Times New Roman" w:eastAsia="宋体" w:cs="宋体"/>
+                <w:b w:val="0"/>
+                <w:sz w:val="22"/>
+              </w:rPr>
+            </w:r>
           </w:p>
         </w:tc>
         <w:tc>
@@ -410,6 +598,13 @@
           </w:tcPr>
           <w:p>
             <w:r/>
+            <w:r>
+              <w:rPr>
+                <w:rFonts w:ascii="Times New Roman" w:hAnsi="Times New Roman" w:eastAsia="宋体" w:cs="宋体"/>
+                <w:b w:val="0"/>
+                <w:sz w:val="22"/>
+              </w:rPr>
+            </w:r>
           </w:p>
         </w:tc>
         <w:tc>
@@ -418,6 +613,13 @@
           </w:tcPr>
           <w:p>
             <w:r/>
+            <w:r>
+              <w:rPr>
+                <w:rFonts w:ascii="Times New Roman" w:hAnsi="Times New Roman" w:eastAsia="宋体" w:cs="宋体"/>
+                <w:b w:val="0"/>
+                <w:sz w:val="22"/>
+              </w:rPr>
+            </w:r>
           </w:p>
         </w:tc>
         <w:tc>
@@ -426,6 +628,13 @@
           </w:tcPr>
           <w:p>
             <w:r/>
+            <w:r>
+              <w:rPr>
+                <w:rFonts w:ascii="Times New Roman" w:hAnsi="Times New Roman" w:eastAsia="宋体" w:cs="宋体"/>
+                <w:b w:val="0"/>
+                <w:sz w:val="22"/>
+              </w:rPr>
+            </w:r>
           </w:p>
         </w:tc>
         <w:tc>
@@ -434,6 +643,13 @@
           </w:tcPr>
           <w:p>
             <w:r/>
+            <w:r>
+              <w:rPr>
+                <w:rFonts w:ascii="Times New Roman" w:hAnsi="Times New Roman" w:eastAsia="宋体" w:cs="宋体"/>
+                <w:b w:val="0"/>
+                <w:sz w:val="22"/>
+              </w:rPr>
+            </w:r>
           </w:p>
         </w:tc>
         <w:tc>
@@ -442,6 +658,13 @@
           </w:tcPr>
           <w:p>
             <w:r/>
+            <w:r>
+              <w:rPr>
+                <w:rFonts w:ascii="Times New Roman" w:hAnsi="Times New Roman" w:eastAsia="宋体" w:cs="宋体"/>
+                <w:b w:val="0"/>
+                <w:sz w:val="22"/>
+              </w:rPr>
+            </w:r>
           </w:p>
         </w:tc>
       </w:tr>
@@ -452,6 +675,13 @@
           </w:tcPr>
           <w:p>
             <w:r/>
+            <w:r>
+              <w:rPr>
+                <w:rFonts w:ascii="Times New Roman" w:hAnsi="Times New Roman" w:eastAsia="宋体" w:cs="宋体"/>
+                <w:b w:val="0"/>
+                <w:sz w:val="22"/>
+              </w:rPr>
+            </w:r>
           </w:p>
         </w:tc>
         <w:tc>
@@ -459,9 +689,12 @@
             <w:tcW w:type="dxa" w:w="1303"/>
           </w:tcPr>
           <w:p>
+            <w:r/>
             <w:r>
               <w:rPr>
+                <w:rFonts w:ascii="Times New Roman" w:hAnsi="Times New Roman" w:eastAsia="宋体" w:cs="宋体"/>
                 <w:b/>
+                <w:sz w:val="22"/>
               </w:rPr>
               <w:t>合    计</w:t>
             </w:r>
@@ -473,6 +706,13 @@
           </w:tcPr>
           <w:p>
             <w:r/>
+            <w:r>
+              <w:rPr>
+                <w:rFonts w:ascii="Times New Roman" w:hAnsi="Times New Roman" w:eastAsia="宋体" w:cs="宋体"/>
+                <w:b w:val="0"/>
+                <w:sz w:val="22"/>
+              </w:rPr>
+            </w:r>
           </w:p>
         </w:tc>
         <w:tc>
@@ -481,6 +721,13 @@
           </w:tcPr>
           <w:p>
             <w:r/>
+            <w:r>
+              <w:rPr>
+                <w:rFonts w:ascii="Times New Roman" w:hAnsi="Times New Roman" w:eastAsia="宋体" w:cs="宋体"/>
+                <w:b w:val="0"/>
+                <w:sz w:val="22"/>
+              </w:rPr>
+            </w:r>
           </w:p>
         </w:tc>
         <w:tc>
@@ -489,6 +736,13 @@
           </w:tcPr>
           <w:p>
             <w:r/>
+            <w:r>
+              <w:rPr>
+                <w:rFonts w:ascii="Times New Roman" w:hAnsi="Times New Roman" w:eastAsia="宋体" w:cs="宋体"/>
+                <w:b w:val="0"/>
+                <w:sz w:val="22"/>
+              </w:rPr>
+            </w:r>
           </w:p>
         </w:tc>
         <w:tc>
@@ -497,6 +751,13 @@
           </w:tcPr>
           <w:p>
             <w:r/>
+            <w:r>
+              <w:rPr>
+                <w:rFonts w:ascii="Times New Roman" w:hAnsi="Times New Roman" w:eastAsia="宋体" w:cs="宋体"/>
+                <w:b w:val="0"/>
+                <w:sz w:val="22"/>
+              </w:rPr>
+            </w:r>
           </w:p>
         </w:tc>
         <w:tc>
@@ -504,9 +765,12 @@
             <w:tcW w:type="dxa" w:w="1303"/>
           </w:tcPr>
           <w:p>
+            <w:r/>
             <w:r>
               <w:rPr>
+                <w:rFonts w:ascii="Times New Roman" w:hAnsi="Times New Roman" w:eastAsia="宋体" w:cs="宋体"/>
                 <w:b/>
+                <w:sz w:val="22"/>
               </w:rPr>
               <w:t>{{合同金额数字}} 元</w:t>
             </w:r>
@@ -518,6 +782,7 @@
     <w:p>
       <w:r>
         <w:rPr>
+          <w:rFonts w:ascii="Times New Roman" w:hAnsi="Times New Roman" w:eastAsia="宋体" w:cs="宋体"/>
           <w:b/>
           <w:sz w:val="24"/>
         </w:rPr>
@@ -529,12 +794,18 @@
         <w:ind w:left="480"/>
       </w:pPr>
       <w:r>
+        <w:rPr>
+          <w:rFonts w:ascii="Times New Roman" w:hAnsi="Times New Roman" w:eastAsia="宋体" w:cs="宋体"/>
+          <w:b w:val="0"/>
+          <w:sz w:val="22"/>
+        </w:rPr>
         <w:t>合同总价款人民币（大写）{{合同金额大写}}，小写 ¥{{合同金额数字}} 元，含税率 {{税率}}%，税额 {{税额}} 元。</w:t>
       </w:r>
     </w:p>
     <w:p>
       <w:r>
         <w:rPr>
+          <w:rFonts w:ascii="Times New Roman" w:hAnsi="Times New Roman" w:eastAsia="宋体" w:cs="宋体"/>
           <w:b/>
           <w:sz w:val="24"/>
         </w:rPr>
@@ -546,6 +817,11 @@
         <w:ind w:left="480"/>
       </w:pPr>
       <w:r>
+        <w:rPr>
+          <w:rFonts w:ascii="Times New Roman" w:hAnsi="Times New Roman" w:eastAsia="宋体" w:cs="宋体"/>
+          <w:b w:val="0"/>
+          <w:sz w:val="22"/>
+        </w:rPr>
         <w:t>1. 交货地点：{{交货地点}}。</w:t>
       </w:r>
     </w:p>
@@ -554,6 +830,11 @@
         <w:ind w:left="480"/>
       </w:pPr>
       <w:r>
+        <w:rPr>
+          <w:rFonts w:ascii="Times New Roman" w:hAnsi="Times New Roman" w:eastAsia="宋体" w:cs="宋体"/>
+          <w:b w:val="0"/>
+          <w:sz w:val="22"/>
+        </w:rPr>
         <w:t>2. 交货期限：合同签订后 {{交货期限}} 天内完成交付；运费由{{运费承担方}}承担。</w:t>
       </w:r>
     </w:p>
@@ -562,12 +843,18 @@
         <w:ind w:left="480"/>
       </w:pPr>
       <w:r>
+        <w:rPr>
+          <w:rFonts w:ascii="Times New Roman" w:hAnsi="Times New Roman" w:eastAsia="宋体" w:cs="宋体"/>
+          <w:b w:val="0"/>
+          <w:sz w:val="22"/>
+        </w:rPr>
         <w:t>3. 质量标准：{{质量标准}}；质保期 {{质保期}} 个月。</w:t>
       </w:r>
     </w:p>
     <w:p>
       <w:r>
         <w:rPr>
+          <w:rFonts w:ascii="Times New Roman" w:hAnsi="Times New Roman" w:eastAsia="宋体" w:cs="宋体"/>
           <w:b/>
           <w:sz w:val="24"/>
         </w:rPr>
@@ -579,6 +866,11 @@
         <w:ind w:left="480"/>
       </w:pPr>
       <w:r>
+        <w:rPr>
+          <w:rFonts w:ascii="Times New Roman" w:hAnsi="Times New Roman" w:eastAsia="宋体" w:cs="宋体"/>
+          <w:b w:val="0"/>
+          <w:sz w:val="22"/>
+        </w:rPr>
         <w:t>1. 合同签订后 {{预付款天数}} 个工作日内，甲方支付预付款（{{预付款比例}}%）共 ¥{{预付款金额}} 元。</w:t>
       </w:r>
     </w:p>
@@ -587,6 +879,11 @@
         <w:ind w:left="480"/>
       </w:pPr>
       <w:r>
+        <w:rPr>
+          <w:rFonts w:ascii="Times New Roman" w:hAnsi="Times New Roman" w:eastAsia="宋体" w:cs="宋体"/>
+          <w:b w:val="0"/>
+          <w:sz w:val="22"/>
+        </w:rPr>
         <w:t>2. 验收合格后 {{到货付款天数}} 个工作日内，甲方支付余款 ¥{{余款金额}} 元。</w:t>
       </w:r>
     </w:p>
@@ -595,12 +892,18 @@
         <w:ind w:left="480"/>
       </w:pPr>
       <w:r>
+        <w:rPr>
+          <w:rFonts w:ascii="Times New Roman" w:hAnsi="Times New Roman" w:eastAsia="宋体" w:cs="宋体"/>
+          <w:b w:val="0"/>
+          <w:sz w:val="22"/>
+        </w:rPr>
         <w:t>3. 收款户名：{{收款户名}}；开户行：{{开户银行}}；账号：{{银行账号}}。</w:t>
       </w:r>
     </w:p>
     <w:p>
       <w:r>
         <w:rPr>
+          <w:rFonts w:ascii="Times New Roman" w:hAnsi="Times New Roman" w:eastAsia="宋体" w:cs="宋体"/>
           <w:b/>
           <w:sz w:val="24"/>
         </w:rPr>
@@ -612,6 +915,11 @@
         <w:ind w:left="480"/>
       </w:pPr>
       <w:r>
+        <w:rPr>
+          <w:rFonts w:ascii="Times New Roman" w:hAnsi="Times New Roman" w:eastAsia="宋体" w:cs="宋体"/>
+          <w:b w:val="0"/>
+          <w:sz w:val="22"/>
+        </w:rPr>
         <w:t>1. 甲方收货后 {{验收期限}} 天内完成验收；质量问题乙方 {{整改期限}} 天内整改。</w:t>
       </w:r>
     </w:p>
@@ -620,6 +928,11 @@
         <w:ind w:left="480"/>
       </w:pPr>
       <w:r>
+        <w:rPr>
+          <w:rFonts w:ascii="Times New Roman" w:hAnsi="Times New Roman" w:eastAsia="宋体" w:cs="宋体"/>
+          <w:b w:val="0"/>
+          <w:sz w:val="22"/>
+        </w:rPr>
         <w:t>2. 逾期交货：每日按合同金额 {{逾期违约金比例}}‰ 支付违约金。</w:t>
       </w:r>
     </w:p>
@@ -628,12 +941,18 @@
         <w:ind w:left="480"/>
       </w:pPr>
       <w:r>
+        <w:rPr>
+          <w:rFonts w:ascii="Times New Roman" w:hAnsi="Times New Roman" w:eastAsia="宋体" w:cs="宋体"/>
+          <w:b w:val="0"/>
+          <w:sz w:val="22"/>
+        </w:rPr>
         <w:t>3. 逾期付款：每日按逾期金额 {{逾期付款利率}}‰ 支付利息。</w:t>
       </w:r>
     </w:p>
     <w:p>
       <w:r>
         <w:rPr>
+          <w:rFonts w:ascii="Times New Roman" w:hAnsi="Times New Roman" w:eastAsia="宋体" w:cs="宋体"/>
           <w:b/>
           <w:sz w:val="24"/>
         </w:rPr>
@@ -645,6 +964,11 @@
         <w:ind w:left="480"/>
       </w:pPr>
       <w:r>
+        <w:rPr>
+          <w:rFonts w:ascii="Times New Roman" w:hAnsi="Times New Roman" w:eastAsia="宋体" w:cs="宋体"/>
+          <w:b w:val="0"/>
+          <w:sz w:val="22"/>
+        </w:rPr>
         <w:t>{{其他约定}}</w:t>
       </w:r>
     </w:p>
@@ -653,6 +977,11 @@
         <w:ind w:left="480"/>
       </w:pPr>
       <w:r>
+        <w:rPr>
+          <w:rFonts w:ascii="Times New Roman" w:hAnsi="Times New Roman" w:eastAsia="宋体" w:cs="宋体"/>
+          <w:b w:val="0"/>
+          <w:sz w:val="22"/>
+        </w:rPr>
         <w:t>争议提交{{争议解决地}}仲裁委员会仲裁。本合同一式两份，签字盖章后生效。</w:t>
       </w:r>
     </w:p>
@@ -674,7 +1003,13 @@
             <w:tcW w:type="dxa" w:w="4561"/>
           </w:tcPr>
           <w:p>
+            <w:r/>
             <w:r>
+              <w:rPr>
+                <w:rFonts w:ascii="Times New Roman" w:hAnsi="Times New Roman" w:eastAsia="宋体" w:cs="宋体"/>
+                <w:b w:val="0"/>
+                <w:sz w:val="22"/>
+              </w:rPr>
               <w:t>甲方（盖章）：</w:t>
             </w:r>
           </w:p>
@@ -684,7 +1019,13 @@
             <w:tcW w:type="dxa" w:w="4561"/>
           </w:tcPr>
           <w:p>
+            <w:r/>
             <w:r>
+              <w:rPr>
+                <w:rFonts w:ascii="Times New Roman" w:hAnsi="Times New Roman" w:eastAsia="宋体" w:cs="宋体"/>
+                <w:b w:val="0"/>
+                <w:sz w:val="22"/>
+              </w:rPr>
               <w:t>乙方（盖章）：</w:t>
             </w:r>
           </w:p>
@@ -696,7 +1037,13 @@
             <w:tcW w:type="dxa" w:w="4561"/>
           </w:tcPr>
           <w:p>
+            <w:r/>
             <w:r>
+              <w:rPr>
+                <w:rFonts w:ascii="Times New Roman" w:hAnsi="Times New Roman" w:eastAsia="宋体" w:cs="宋体"/>
+                <w:b w:val="0"/>
+                <w:sz w:val="22"/>
+              </w:rPr>
               <w:t>授权代表（签字）：</w:t>
             </w:r>
           </w:p>
@@ -706,7 +1053,13 @@
             <w:tcW w:type="dxa" w:w="4561"/>
           </w:tcPr>
           <w:p>
+            <w:r/>
             <w:r>
+              <w:rPr>
+                <w:rFonts w:ascii="Times New Roman" w:hAnsi="Times New Roman" w:eastAsia="宋体" w:cs="宋体"/>
+                <w:b w:val="0"/>
+                <w:sz w:val="22"/>
+              </w:rPr>
               <w:t>授权代表（签字）：</w:t>
             </w:r>
           </w:p>
@@ -718,7 +1071,13 @@
             <w:tcW w:type="dxa" w:w="4561"/>
           </w:tcPr>
           <w:p>
+            <w:r/>
             <w:r>
+              <w:rPr>
+                <w:rFonts w:ascii="Times New Roman" w:hAnsi="Times New Roman" w:eastAsia="宋体" w:cs="宋体"/>
+                <w:b w:val="0"/>
+                <w:sz w:val="22"/>
+              </w:rPr>
               <w:t>日期：</w:t>
             </w:r>
           </w:p>
@@ -728,7 +1087,13 @@
             <w:tcW w:type="dxa" w:w="4561"/>
           </w:tcPr>
           <w:p>
+            <w:r/>
             <w:r>
+              <w:rPr>
+                <w:rFonts w:ascii="Times New Roman" w:hAnsi="Times New Roman" w:eastAsia="宋体" w:cs="宋体"/>
+                <w:b w:val="0"/>
+                <w:sz w:val="22"/>
+              </w:rPr>
               <w:t>日期：</w:t>
             </w:r>
           </w:p>
@@ -953,7 +1318,7 @@
   <w:docDefaults>
     <w:rPrDefault>
       <w:rPr>
-        <w:rFonts w:asciiTheme="minorHAnsi" w:eastAsiaTheme="minorEastAsia" w:hAnsiTheme="minorHAnsi" w:cstheme="minorBidi"/>
+        <w:rFonts w:asciiTheme="minorHAnsi" w:eastAsiaTheme="minorEastAsia" w:hAnsiTheme="minorHAnsi" w:cstheme="minorBidi" w:ascii="Times New Roman" w:hAnsi="Times New Roman" w:eastAsia="宋体" w:cs="宋体"/>
         <w:sz w:val="22"/>
         <w:szCs w:val="22"/>
         <w:lang w:val="en-US" w:eastAsia="en-US" w:bidi="ar-SA"/>

--- a/templates/采购合同模板.docx
+++ b/templates/采购合同模板.docx
@@ -884,7 +884,7 @@
           <w:b w:val="0"/>
           <w:sz w:val="22"/>
         </w:rPr>
-        <w:t>2. 验收合格后 {{到货付款天数}} 个工作日内，甲方支付余款 ¥{{余款金额}} 元。</w:t>
+        <w:t>2. 出厂前验收合格后，甲方支付出厂验收款（{{出厂验收比例}}%）共 ¥{{出厂验收金额}} 元。</w:t>
       </w:r>
     </w:p>
     <w:p>
@@ -897,7 +897,20 @@
           <w:b w:val="0"/>
           <w:sz w:val="22"/>
         </w:rPr>
-        <w:t>3. 收款户名：{{收款户名}}；开户行：{{开户银行}}；账号：{{银行账号}}。</w:t>
+        <w:t>3. 到厂验收合格后 {{到货付款天数}} 个工作日内，甲方支付尾款（{{到厂验收比例}}%）共 ¥{{到厂验收金额}} 元。</w:t>
+      </w:r>
+    </w:p>
+    <w:p>
+      <w:pPr>
+        <w:ind w:left="480"/>
+      </w:pPr>
+      <w:r>
+        <w:rPr>
+          <w:rFonts w:ascii="Times New Roman" w:hAnsi="Times New Roman" w:eastAsia="宋体" w:cs="宋体"/>
+          <w:b w:val="0"/>
+          <w:sz w:val="22"/>
+        </w:rPr>
+        <w:t>4. 收款户名：{{收款户名}}；开户行：{{开户银行}}；账号：{{银行账号}}。</w:t>
       </w:r>
     </w:p>
     <w:p>

--- a/templates/采购合同模板.docx
+++ b/templates/采购合同模板.docx
@@ -780,6 +780,377 @@
     </w:tbl>
     <w:p/>
     <w:p>
+      <w:pPr>
+        <w:spacing w:before="0" w:after="0"/>
+      </w:pPr>
+      <w:r>
+        <w:rPr>
+          <w:rFonts w:ascii="Times New Roman" w:hAnsi="Times New Roman" w:eastAsia="宋体" w:cs="宋体"/>
+          <w:b w:val="0"/>
+          <w:sz w:val="2"/>
+        </w:rPr>
+        <w:t>{%p if breakdown_items %}</w:t>
+      </w:r>
+    </w:p>
+    <w:p>
+      <w:r>
+        <w:rPr>
+          <w:rFonts w:ascii="Times New Roman" w:hAnsi="Times New Roman" w:eastAsia="宋体" w:cs="宋体"/>
+          <w:b/>
+          <w:sz w:val="24"/>
+        </w:rPr>
+        <w:t>附：设备组成明细</w:t>
+      </w:r>
+    </w:p>
+    <w:tbl>
+      <w:tblPr>
+        <w:tblStyle w:val="TableGrid"/>
+        <w:tblW w:type="auto" w:w="0"/>
+        <w:tblLook w:firstColumn="1" w:firstRow="1" w:lastColumn="0" w:lastRow="0" w:noHBand="0" w:noVBand="1" w:val="04A0"/>
+      </w:tblPr>
+      <w:tblGrid>
+        <w:gridCol w:w="1824"/>
+        <w:gridCol w:w="1824"/>
+        <w:gridCol w:w="1824"/>
+        <w:gridCol w:w="1824"/>
+        <w:gridCol w:w="1824"/>
+      </w:tblGrid>
+      <w:tr>
+        <w:tc>
+          <w:tcPr>
+            <w:tcW w:type="dxa" w:w="680"/>
+          </w:tcPr>
+          <w:p>
+            <w:r/>
+            <w:r>
+              <w:rPr>
+                <w:rFonts w:ascii="Times New Roman" w:hAnsi="Times New Roman" w:eastAsia="宋体" w:cs="宋体"/>
+                <w:b/>
+                <w:sz w:val="22"/>
+              </w:rPr>
+              <w:t>序号</w:t>
+            </w:r>
+          </w:p>
+        </w:tc>
+        <w:tc>
+          <w:tcPr>
+            <w:tcW w:type="dxa" w:w="4819"/>
+          </w:tcPr>
+          <w:p>
+            <w:r/>
+            <w:r>
+              <w:rPr>
+                <w:rFonts w:ascii="Times New Roman" w:hAnsi="Times New Roman" w:eastAsia="宋体" w:cs="宋体"/>
+                <w:b/>
+                <w:sz w:val="22"/>
+              </w:rPr>
+              <w:t>组件名称</w:t>
+            </w:r>
+          </w:p>
+        </w:tc>
+        <w:tc>
+          <w:tcPr>
+            <w:tcW w:type="dxa" w:w="850"/>
+          </w:tcPr>
+          <w:p>
+            <w:r/>
+            <w:r>
+              <w:rPr>
+                <w:rFonts w:ascii="Times New Roman" w:hAnsi="Times New Roman" w:eastAsia="宋体" w:cs="宋体"/>
+                <w:b/>
+                <w:sz w:val="22"/>
+              </w:rPr>
+              <w:t>数量</w:t>
+            </w:r>
+          </w:p>
+        </w:tc>
+        <w:tc>
+          <w:tcPr>
+            <w:tcW w:type="dxa" w:w="1417"/>
+          </w:tcPr>
+          <w:p>
+            <w:r/>
+            <w:r>
+              <w:rPr>
+                <w:rFonts w:ascii="Times New Roman" w:hAnsi="Times New Roman" w:eastAsia="宋体" w:cs="宋体"/>
+                <w:b/>
+                <w:sz w:val="22"/>
+              </w:rPr>
+              <w:t>单价（元）</w:t>
+            </w:r>
+          </w:p>
+        </w:tc>
+        <w:tc>
+          <w:tcPr>
+            <w:tcW w:type="dxa" w:w="1417"/>
+          </w:tcPr>
+          <w:p>
+            <w:r/>
+            <w:r>
+              <w:rPr>
+                <w:rFonts w:ascii="Times New Roman" w:hAnsi="Times New Roman" w:eastAsia="宋体" w:cs="宋体"/>
+                <w:b/>
+                <w:sz w:val="22"/>
+              </w:rPr>
+              <w:t>小计（元）</w:t>
+            </w:r>
+          </w:p>
+        </w:tc>
+      </w:tr>
+      <w:tr>
+        <w:tc>
+          <w:tcPr>
+            <w:tcW w:type="dxa" w:w="1824"/>
+          </w:tcPr>
+          <w:p>
+            <w:r/>
+            <w:r>
+              <w:rPr>
+                <w:rFonts w:ascii="Times New Roman" w:hAnsi="Times New Roman" w:eastAsia="宋体" w:cs="宋体"/>
+                <w:b w:val="0"/>
+                <w:sz w:val="22"/>
+              </w:rPr>
+              <w:t>{%tr for bd in breakdown_items %}</w:t>
+            </w:r>
+          </w:p>
+        </w:tc>
+        <w:tc>
+          <w:tcPr>
+            <w:tcW w:type="dxa" w:w="1824"/>
+          </w:tcPr>
+          <w:p>
+            <w:r/>
+            <w:r>
+              <w:rPr>
+                <w:rFonts w:ascii="Times New Roman" w:hAnsi="Times New Roman" w:eastAsia="宋体" w:cs="宋体"/>
+                <w:b w:val="0"/>
+                <w:sz w:val="22"/>
+              </w:rPr>
+            </w:r>
+          </w:p>
+        </w:tc>
+        <w:tc>
+          <w:tcPr>
+            <w:tcW w:type="dxa" w:w="1824"/>
+          </w:tcPr>
+          <w:p>
+            <w:r/>
+            <w:r>
+              <w:rPr>
+                <w:rFonts w:ascii="Times New Roman" w:hAnsi="Times New Roman" w:eastAsia="宋体" w:cs="宋体"/>
+                <w:b w:val="0"/>
+                <w:sz w:val="22"/>
+              </w:rPr>
+            </w:r>
+          </w:p>
+        </w:tc>
+        <w:tc>
+          <w:tcPr>
+            <w:tcW w:type="dxa" w:w="1824"/>
+          </w:tcPr>
+          <w:p>
+            <w:r/>
+            <w:r>
+              <w:rPr>
+                <w:rFonts w:ascii="Times New Roman" w:hAnsi="Times New Roman" w:eastAsia="宋体" w:cs="宋体"/>
+                <w:b w:val="0"/>
+                <w:sz w:val="22"/>
+              </w:rPr>
+            </w:r>
+          </w:p>
+        </w:tc>
+        <w:tc>
+          <w:tcPr>
+            <w:tcW w:type="dxa" w:w="1824"/>
+          </w:tcPr>
+          <w:p>
+            <w:r/>
+            <w:r>
+              <w:rPr>
+                <w:rFonts w:ascii="Times New Roman" w:hAnsi="Times New Roman" w:eastAsia="宋体" w:cs="宋体"/>
+                <w:b w:val="0"/>
+                <w:sz w:val="22"/>
+              </w:rPr>
+            </w:r>
+          </w:p>
+        </w:tc>
+      </w:tr>
+      <w:tr>
+        <w:tc>
+          <w:tcPr>
+            <w:tcW w:type="dxa" w:w="1824"/>
+          </w:tcPr>
+          <w:p>
+            <w:r/>
+            <w:r>
+              <w:rPr>
+                <w:rFonts w:ascii="Times New Roman" w:hAnsi="Times New Roman" w:eastAsia="宋体" w:cs="宋体"/>
+                <w:b w:val="0"/>
+                <w:sz w:val="22"/>
+              </w:rPr>
+              <w:t>{{bd.序号}}</w:t>
+            </w:r>
+          </w:p>
+        </w:tc>
+        <w:tc>
+          <w:tcPr>
+            <w:tcW w:type="dxa" w:w="1824"/>
+          </w:tcPr>
+          <w:p>
+            <w:r/>
+            <w:r>
+              <w:rPr>
+                <w:rFonts w:ascii="Times New Roman" w:hAnsi="Times New Roman" w:eastAsia="宋体" w:cs="宋体"/>
+                <w:b w:val="0"/>
+                <w:sz w:val="22"/>
+              </w:rPr>
+              <w:t>{{bd.组件名称}}</w:t>
+            </w:r>
+          </w:p>
+        </w:tc>
+        <w:tc>
+          <w:tcPr>
+            <w:tcW w:type="dxa" w:w="1824"/>
+          </w:tcPr>
+          <w:p>
+            <w:r/>
+            <w:r>
+              <w:rPr>
+                <w:rFonts w:ascii="Times New Roman" w:hAnsi="Times New Roman" w:eastAsia="宋体" w:cs="宋体"/>
+                <w:b w:val="0"/>
+                <w:sz w:val="22"/>
+              </w:rPr>
+              <w:t>{{bd.数量}}</w:t>
+            </w:r>
+          </w:p>
+        </w:tc>
+        <w:tc>
+          <w:tcPr>
+            <w:tcW w:type="dxa" w:w="1824"/>
+          </w:tcPr>
+          <w:p>
+            <w:r/>
+            <w:r>
+              <w:rPr>
+                <w:rFonts w:ascii="Times New Roman" w:hAnsi="Times New Roman" w:eastAsia="宋体" w:cs="宋体"/>
+                <w:b w:val="0"/>
+                <w:sz w:val="22"/>
+              </w:rPr>
+              <w:t>{{bd.单价}}</w:t>
+            </w:r>
+          </w:p>
+        </w:tc>
+        <w:tc>
+          <w:tcPr>
+            <w:tcW w:type="dxa" w:w="1824"/>
+          </w:tcPr>
+          <w:p>
+            <w:r/>
+            <w:r>
+              <w:rPr>
+                <w:rFonts w:ascii="Times New Roman" w:hAnsi="Times New Roman" w:eastAsia="宋体" w:cs="宋体"/>
+                <w:b w:val="0"/>
+                <w:sz w:val="22"/>
+              </w:rPr>
+              <w:t>{{bd.小计}}</w:t>
+            </w:r>
+          </w:p>
+        </w:tc>
+      </w:tr>
+      <w:tr>
+        <w:tc>
+          <w:tcPr>
+            <w:tcW w:type="dxa" w:w="1824"/>
+          </w:tcPr>
+          <w:p>
+            <w:r/>
+            <w:r>
+              <w:rPr>
+                <w:rFonts w:ascii="Times New Roman" w:hAnsi="Times New Roman" w:eastAsia="宋体" w:cs="宋体"/>
+                <w:b w:val="0"/>
+                <w:sz w:val="22"/>
+              </w:rPr>
+              <w:t>{%tr endfor %}</w:t>
+            </w:r>
+          </w:p>
+        </w:tc>
+        <w:tc>
+          <w:tcPr>
+            <w:tcW w:type="dxa" w:w="1824"/>
+          </w:tcPr>
+          <w:p>
+            <w:r/>
+            <w:r>
+              <w:rPr>
+                <w:rFonts w:ascii="Times New Roman" w:hAnsi="Times New Roman" w:eastAsia="宋体" w:cs="宋体"/>
+                <w:b w:val="0"/>
+                <w:sz w:val="22"/>
+              </w:rPr>
+            </w:r>
+          </w:p>
+        </w:tc>
+        <w:tc>
+          <w:tcPr>
+            <w:tcW w:type="dxa" w:w="1824"/>
+          </w:tcPr>
+          <w:p>
+            <w:r/>
+            <w:r>
+              <w:rPr>
+                <w:rFonts w:ascii="Times New Roman" w:hAnsi="Times New Roman" w:eastAsia="宋体" w:cs="宋体"/>
+                <w:b w:val="0"/>
+                <w:sz w:val="22"/>
+              </w:rPr>
+            </w:r>
+          </w:p>
+        </w:tc>
+        <w:tc>
+          <w:tcPr>
+            <w:tcW w:type="dxa" w:w="1824"/>
+          </w:tcPr>
+          <w:p>
+            <w:r/>
+            <w:r>
+              <w:rPr>
+                <w:rFonts w:ascii="Times New Roman" w:hAnsi="Times New Roman" w:eastAsia="宋体" w:cs="宋体"/>
+                <w:b w:val="0"/>
+                <w:sz w:val="22"/>
+              </w:rPr>
+            </w:r>
+          </w:p>
+        </w:tc>
+        <w:tc>
+          <w:tcPr>
+            <w:tcW w:type="dxa" w:w="1824"/>
+          </w:tcPr>
+          <w:p>
+            <w:r/>
+            <w:r>
+              <w:rPr>
+                <w:rFonts w:ascii="Times New Roman" w:hAnsi="Times New Roman" w:eastAsia="宋体" w:cs="宋体"/>
+                <w:b w:val="0"/>
+                <w:sz w:val="22"/>
+              </w:rPr>
+            </w:r>
+          </w:p>
+        </w:tc>
+      </w:tr>
+    </w:tbl>
+    <w:p/>
+    <w:p>
+      <w:pPr>
+        <w:spacing w:before="0" w:after="0"/>
+      </w:pPr>
+      <w:r>
+        <w:rPr>
+          <w:rFonts w:ascii="Times New Roman" w:hAnsi="Times New Roman" w:eastAsia="宋体" w:cs="宋体"/>
+          <w:b w:val="0"/>
+          <w:sz w:val="2"/>
+        </w:rPr>
+        <w:t>{%p endif %}</w:t>
+      </w:r>
+    </w:p>
+    <w:p>
       <w:r>
         <w:rPr>
           <w:rFonts w:ascii="Times New Roman" w:hAnsi="Times New Roman" w:eastAsia="宋体" w:cs="宋体"/>
